--- a/Luis/Vue Node/Luis Veliz.docx
+++ b/Luis/Vue Node/Luis Veliz.docx
@@ -20,18 +20,8 @@
           <w:sz w:val="72"/>
           <w:szCs w:val="24"/>
         </w:rPr>
-        <w:t xml:space="preserve">Luis </w:t>
-      </w:r>
-      <w:proofErr w:type="spellStart"/>
-      <w:r>
-        <w:rPr>
-          <w:rFonts w:ascii="Stencil" w:eastAsia="Times New Roman" w:hAnsi="Stencil" w:cs="Arial"/>
-          <w:sz w:val="72"/>
-          <w:szCs w:val="24"/>
-        </w:rPr>
-        <w:t>Veliz</w:t>
-      </w:r>
-      <w:proofErr w:type="spellEnd"/>
+        <w:t>Luis Veliz</w:t>
+      </w:r>
     </w:p>
     <w:tbl>
       <w:tblPr>
@@ -73,66 +63,13 @@
             <w:r>
               <w:rPr>
                 <w:rFonts w:ascii="Times New Roman" w:eastAsia="Times New Roman" w:hAnsi="Times New Roman" w:cs="Times New Roman"/>
-                <w:b w:val="0"/>
                 <w:sz w:val="20"/>
                 <w:szCs w:val="24"/>
               </w:rPr>
-              <w:t>Los Angeles</w:t>
+              <w:t>Los Angeles, California, USA | luis.v.dev@outlook.com | https://www.linkedin.com/in/luis-veliz-8681513a4/ | +1 (305) 7070624</w:t>
             </w:r>
-            <w:r>
-              <w:rPr>
-                <w:rFonts w:ascii="Times New Roman" w:eastAsia="Times New Roman" w:hAnsi="Times New Roman" w:cs="Times New Roman"/>
-                <w:b w:val="0"/>
-                <w:sz w:val="20"/>
-                <w:szCs w:val="24"/>
-              </w:rPr>
-              <w:t xml:space="preserve">, California, USA | </w:t>
-            </w:r>
-            <w:r>
-              <w:rPr>
-                <w:rFonts w:ascii="Times New Roman" w:eastAsia="Times New Roman" w:hAnsi="Times New Roman" w:cs="Times New Roman"/>
-                <w:b w:val="0"/>
-                <w:sz w:val="20"/>
-                <w:szCs w:val="24"/>
-              </w:rPr>
-              <w:t>luis.v.dev@outlook.com</w:t>
-            </w:r>
-            <w:r>
-              <w:rPr>
-                <w:rFonts w:ascii="Times New Roman" w:eastAsia="Times New Roman" w:hAnsi="Times New Roman" w:cs="Times New Roman"/>
-                <w:b w:val="0"/>
-                <w:sz w:val="20"/>
-                <w:szCs w:val="24"/>
-              </w:rPr>
-              <w:t xml:space="preserve"> | </w:t>
-            </w:r>
-            <w:r>
-              <w:rPr>
-                <w:rFonts w:ascii="Times New Roman" w:eastAsia="Times New Roman" w:hAnsi="Times New Roman" w:cs="Times New Roman"/>
-                <w:b w:val="0"/>
-                <w:sz w:val="20"/>
-                <w:szCs w:val="24"/>
-              </w:rPr>
-              <w:t xml:space="preserve">https://www.linkedin.com/in/luis-veliz-8681513a4/ </w:t>
-            </w:r>
-            <w:r>
-              <w:rPr>
-                <w:rFonts w:ascii="Times New Roman" w:eastAsia="Times New Roman" w:hAnsi="Times New Roman" w:cs="Times New Roman"/>
-                <w:b w:val="0"/>
-                <w:sz w:val="20"/>
-                <w:szCs w:val="24"/>
-              </w:rPr>
-              <w:t xml:space="preserve">| </w:t>
-            </w:r>
-            <w:r>
-              <w:rPr>
-                <w:rFonts w:ascii="Times New Roman" w:eastAsia="Times New Roman" w:hAnsi="Times New Roman" w:cs="Times New Roman"/>
-                <w:b w:val="0"/>
-                <w:sz w:val="20"/>
-                <w:szCs w:val="24"/>
-              </w:rPr>
-              <w:t>+1 (305) 606 4408</w:t>
-            </w:r>
+            <w:bookmarkStart w:id="0" w:name="_GoBack"/>
+            <w:bookmarkEnd w:id="0"/>
           </w:p>
         </w:tc>
       </w:tr>
@@ -171,7 +108,6 @@
           <w:sz w:val="16"/>
         </w:rPr>
       </w:pPr>
-      <w:proofErr w:type="gramStart"/>
       <w:r>
         <w:rPr>
           <w:sz w:val="20"/>
@@ -215,21 +151,7 @@
         <w:rPr>
           <w:sz w:val="20"/>
         </w:rPr>
-        <w:t xml:space="preserve"> products for high-traffic, customer-facing platforms.</w:t>
-      </w:r>
-      <w:proofErr w:type="gramEnd"/>
-      <w:r>
-        <w:rPr>
-          <w:sz w:val="20"/>
-        </w:rPr>
-        <w:t xml:space="preserve"> </w:t>
-      </w:r>
-      <w:proofErr w:type="gramStart"/>
-      <w:r>
-        <w:rPr>
-          <w:sz w:val="20"/>
-        </w:rPr>
-        <w:t xml:space="preserve">Strong in </w:t>
+        <w:t xml:space="preserve"> products for high-traffic, customer-facing platforms. Strong in </w:t>
       </w:r>
       <w:r>
         <w:rPr>
@@ -307,21 +229,7 @@
         <w:rPr>
           <w:sz w:val="20"/>
         </w:rPr>
-        <w:t>.</w:t>
-      </w:r>
-      <w:proofErr w:type="gramEnd"/>
-      <w:r>
-        <w:rPr>
-          <w:sz w:val="20"/>
-        </w:rPr>
-        <w:t xml:space="preserve"> </w:t>
-      </w:r>
-      <w:proofErr w:type="gramStart"/>
-      <w:r>
-        <w:rPr>
-          <w:sz w:val="20"/>
-        </w:rPr>
-        <w:t xml:space="preserve">Known for shipping </w:t>
+        <w:t xml:space="preserve">. Known for shipping </w:t>
       </w:r>
       <w:r>
         <w:rPr>
@@ -362,7 +270,6 @@
         </w:rPr>
         <w:t xml:space="preserve"> systems using </w:t>
       </w:r>
-      <w:proofErr w:type="spellStart"/>
       <w:r>
         <w:rPr>
           <w:rStyle w:val="Strong"/>
@@ -370,7 +277,6 @@
         </w:rPr>
         <w:t>TypeScript</w:t>
       </w:r>
-      <w:proofErr w:type="spellEnd"/>
       <w:r>
         <w:rPr>
           <w:sz w:val="20"/>
@@ -403,7 +309,6 @@
         </w:rPr>
         <w:t xml:space="preserve">, </w:t>
       </w:r>
-      <w:proofErr w:type="spellStart"/>
       <w:r>
         <w:rPr>
           <w:rStyle w:val="Strong"/>
@@ -411,14 +316,12 @@
         </w:rPr>
         <w:t>PostgreSQL</w:t>
       </w:r>
-      <w:proofErr w:type="spellEnd"/>
-      <w:r>
-        <w:rPr>
-          <w:sz w:val="20"/>
-        </w:rPr>
-        <w:t xml:space="preserve">, </w:t>
-      </w:r>
-      <w:proofErr w:type="spellStart"/>
+      <w:r>
+        <w:rPr>
+          <w:sz w:val="20"/>
+        </w:rPr>
+        <w:t xml:space="preserve">, </w:t>
+      </w:r>
       <w:r>
         <w:rPr>
           <w:rStyle w:val="Strong"/>
@@ -426,7 +329,6 @@
         </w:rPr>
         <w:t>Redis</w:t>
       </w:r>
-      <w:proofErr w:type="spellEnd"/>
       <w:r>
         <w:rPr>
           <w:sz w:val="20"/>
@@ -446,7 +348,6 @@
         </w:rPr>
         <w:t xml:space="preserve">, </w:t>
       </w:r>
-      <w:proofErr w:type="spellStart"/>
       <w:r>
         <w:rPr>
           <w:rStyle w:val="Strong"/>
@@ -454,7 +355,6 @@
         </w:rPr>
         <w:t>Kubernetes</w:t>
       </w:r>
-      <w:proofErr w:type="spellEnd"/>
       <w:r>
         <w:rPr>
           <w:sz w:val="20"/>
@@ -474,7 +374,6 @@
         </w:rPr>
         <w:t xml:space="preserve"> practices.</w:t>
       </w:r>
-      <w:proofErr w:type="gramEnd"/>
     </w:p>
     <w:p>
       <w:pPr>
@@ -592,7 +491,6 @@
         </w:rPr>
         <w:t xml:space="preserve">, </w:t>
       </w:r>
-      <w:proofErr w:type="spellStart"/>
       <w:r>
         <w:rPr>
           <w:rStyle w:val="Strong"/>
@@ -600,7 +498,6 @@
         </w:rPr>
         <w:t>TypeScript</w:t>
       </w:r>
-      <w:proofErr w:type="spellEnd"/>
       <w:r>
         <w:rPr>
           <w:sz w:val="20"/>
@@ -618,23 +515,8 @@
         <w:rPr>
           <w:sz w:val="20"/>
         </w:rPr>
-        <w:t xml:space="preserve"> design, background processing, </w:t>
-      </w:r>
-      <w:proofErr w:type="spellStart"/>
-      <w:r>
-        <w:rPr>
-          <w:sz w:val="20"/>
-        </w:rPr>
-        <w:t>gRPC</w:t>
-      </w:r>
-      <w:proofErr w:type="spellEnd"/>
-      <w:r>
-        <w:rPr>
-          <w:sz w:val="20"/>
-        </w:rPr>
-        <w:t xml:space="preserve">, </w:t>
-      </w:r>
-      <w:proofErr w:type="spellStart"/>
+        <w:t xml:space="preserve"> design, background processing, gRPC, </w:t>
+      </w:r>
       <w:r>
         <w:rPr>
           <w:rStyle w:val="Strong"/>
@@ -642,7 +524,6 @@
         </w:rPr>
         <w:t>WebSockets</w:t>
       </w:r>
-      <w:proofErr w:type="spellEnd"/>
       <w:r>
         <w:rPr>
           <w:sz w:val="20"/>
@@ -675,7 +556,6 @@
         </w:rPr>
         <w:t xml:space="preserve"> — Relational: </w:t>
       </w:r>
-      <w:proofErr w:type="spellStart"/>
       <w:r>
         <w:rPr>
           <w:rStyle w:val="Strong"/>
@@ -683,7 +563,6 @@
         </w:rPr>
         <w:t>PostgreSQL</w:t>
       </w:r>
-      <w:proofErr w:type="spellEnd"/>
       <w:r>
         <w:rPr>
           <w:sz w:val="20"/>
@@ -714,23 +593,8 @@
         <w:rPr>
           <w:sz w:val="20"/>
         </w:rPr>
-        <w:t xml:space="preserve"> | </w:t>
-      </w:r>
-      <w:proofErr w:type="spellStart"/>
-      <w:r>
-        <w:rPr>
-          <w:sz w:val="20"/>
-        </w:rPr>
-        <w:t>NoSQL</w:t>
-      </w:r>
-      <w:proofErr w:type="spellEnd"/>
-      <w:r>
-        <w:rPr>
-          <w:sz w:val="20"/>
-        </w:rPr>
-        <w:t xml:space="preserve">: </w:t>
-      </w:r>
-      <w:proofErr w:type="spellStart"/>
+        <w:t xml:space="preserve"> | NoSQL: </w:t>
+      </w:r>
       <w:r>
         <w:rPr>
           <w:rStyle w:val="Strong"/>
@@ -738,14 +602,12 @@
         </w:rPr>
         <w:t>Redis</w:t>
       </w:r>
-      <w:proofErr w:type="spellEnd"/>
-      <w:r>
-        <w:rPr>
-          <w:sz w:val="20"/>
-        </w:rPr>
-        <w:t xml:space="preserve">, </w:t>
-      </w:r>
-      <w:proofErr w:type="spellStart"/>
+      <w:r>
+        <w:rPr>
+          <w:sz w:val="20"/>
+        </w:rPr>
+        <w:t xml:space="preserve">, </w:t>
+      </w:r>
       <w:r>
         <w:rPr>
           <w:rStyle w:val="Strong"/>
@@ -753,14 +615,12 @@
         </w:rPr>
         <w:t>MongoDB</w:t>
       </w:r>
-      <w:proofErr w:type="spellEnd"/>
-      <w:r>
-        <w:rPr>
-          <w:sz w:val="20"/>
-        </w:rPr>
-        <w:t xml:space="preserve">, </w:t>
-      </w:r>
-      <w:proofErr w:type="spellStart"/>
+      <w:r>
+        <w:rPr>
+          <w:sz w:val="20"/>
+        </w:rPr>
+        <w:t xml:space="preserve">, </w:t>
+      </w:r>
       <w:r>
         <w:rPr>
           <w:rStyle w:val="Strong"/>
@@ -768,7 +628,6 @@
         </w:rPr>
         <w:t>DynamoDB</w:t>
       </w:r>
-      <w:proofErr w:type="spellEnd"/>
       <w:r>
         <w:rPr>
           <w:sz w:val="20"/>
@@ -801,7 +660,6 @@
         </w:rPr>
         <w:t xml:space="preserve">, </w:t>
       </w:r>
-      <w:proofErr w:type="spellStart"/>
       <w:r>
         <w:rPr>
           <w:rStyle w:val="Strong"/>
@@ -809,14 +667,12 @@
         </w:rPr>
         <w:t>RabbitMQ</w:t>
       </w:r>
-      <w:proofErr w:type="spellEnd"/>
       <w:r>
         <w:rPr>
           <w:sz w:val="20"/>
         </w:rPr>
         <w:t xml:space="preserve"> | Search: </w:t>
       </w:r>
-      <w:proofErr w:type="spellStart"/>
       <w:r>
         <w:rPr>
           <w:rStyle w:val="Strong"/>
@@ -824,7 +680,6 @@
         </w:rPr>
         <w:t>Elasticsearch</w:t>
       </w:r>
-      <w:proofErr w:type="spellEnd"/>
       <w:r>
         <w:rPr>
           <w:sz w:val="20"/>
@@ -857,7 +712,6 @@
         </w:rPr>
         <w:t xml:space="preserve">, </w:t>
       </w:r>
-      <w:proofErr w:type="spellStart"/>
       <w:r>
         <w:rPr>
           <w:rStyle w:val="Strong"/>
@@ -865,7 +719,6 @@
         </w:rPr>
         <w:t>BigQuery</w:t>
       </w:r>
-      <w:proofErr w:type="spellEnd"/>
     </w:p>
     <w:p>
       <w:pPr>
@@ -884,17 +737,8 @@
           <w:rStyle w:val="Strong"/>
           <w:sz w:val="20"/>
         </w:rPr>
-        <w:t xml:space="preserve">Cloud &amp; </w:t>
-      </w:r>
-      <w:proofErr w:type="spellStart"/>
-      <w:r>
-        <w:rPr>
-          <w:rStyle w:val="Strong"/>
-          <w:sz w:val="20"/>
-        </w:rPr>
-        <w:t>DevOps</w:t>
-      </w:r>
-      <w:proofErr w:type="spellEnd"/>
+        <w:t>Cloud &amp; DevOps</w:t>
+      </w:r>
       <w:r>
         <w:rPr>
           <w:sz w:val="20"/>
@@ -992,7 +836,6 @@
         </w:rPr>
         <w:t xml:space="preserve">, </w:t>
       </w:r>
-      <w:proofErr w:type="spellStart"/>
       <w:r>
         <w:rPr>
           <w:rStyle w:val="Strong"/>
@@ -1000,7 +843,6 @@
         </w:rPr>
         <w:t>CloudFront</w:t>
       </w:r>
-      <w:proofErr w:type="spellEnd"/>
       <w:r>
         <w:rPr>
           <w:sz w:val="20"/>
@@ -1020,7 +862,6 @@
         </w:rPr>
         <w:t xml:space="preserve">, </w:t>
       </w:r>
-      <w:proofErr w:type="spellStart"/>
       <w:r>
         <w:rPr>
           <w:rStyle w:val="Strong"/>
@@ -1028,14 +869,12 @@
         </w:rPr>
         <w:t>DynamoDB</w:t>
       </w:r>
-      <w:proofErr w:type="spellEnd"/>
-      <w:r>
-        <w:rPr>
-          <w:sz w:val="20"/>
-        </w:rPr>
-        <w:t xml:space="preserve">, </w:t>
-      </w:r>
-      <w:proofErr w:type="spellStart"/>
+      <w:r>
+        <w:rPr>
+          <w:sz w:val="20"/>
+        </w:rPr>
+        <w:t xml:space="preserve">, </w:t>
+      </w:r>
       <w:r>
         <w:rPr>
           <w:rStyle w:val="Strong"/>
@@ -1043,14 +882,12 @@
         </w:rPr>
         <w:t>ElastiCache</w:t>
       </w:r>
-      <w:proofErr w:type="spellEnd"/>
-      <w:r>
-        <w:rPr>
-          <w:sz w:val="20"/>
-        </w:rPr>
-        <w:t xml:space="preserve">, </w:t>
-      </w:r>
-      <w:proofErr w:type="spellStart"/>
+      <w:r>
+        <w:rPr>
+          <w:sz w:val="20"/>
+        </w:rPr>
+        <w:t xml:space="preserve">, </w:t>
+      </w:r>
       <w:r>
         <w:rPr>
           <w:rStyle w:val="Strong"/>
@@ -1058,7 +895,6 @@
         </w:rPr>
         <w:t>EventBridge</w:t>
       </w:r>
-      <w:proofErr w:type="spellEnd"/>
       <w:r>
         <w:rPr>
           <w:sz w:val="20"/>
@@ -1247,7 +1083,6 @@
         </w:rPr>
         <w:t xml:space="preserve">, </w:t>
       </w:r>
-      <w:proofErr w:type="spellStart"/>
       <w:r>
         <w:rPr>
           <w:rStyle w:val="Strong"/>
@@ -1255,14 +1090,12 @@
         </w:rPr>
         <w:t>BigQuery</w:t>
       </w:r>
-      <w:proofErr w:type="spellEnd"/>
       <w:r>
         <w:rPr>
           <w:sz w:val="20"/>
         </w:rPr>
         <w:t xml:space="preserve"> | </w:t>
       </w:r>
-      <w:proofErr w:type="spellStart"/>
       <w:r>
         <w:rPr>
           <w:rStyle w:val="Strong"/>
@@ -1270,14 +1103,12 @@
         </w:rPr>
         <w:t>Docker</w:t>
       </w:r>
-      <w:proofErr w:type="spellEnd"/>
-      <w:r>
-        <w:rPr>
-          <w:sz w:val="20"/>
-        </w:rPr>
-        <w:t xml:space="preserve">, </w:t>
-      </w:r>
-      <w:proofErr w:type="spellStart"/>
+      <w:r>
+        <w:rPr>
+          <w:sz w:val="20"/>
+        </w:rPr>
+        <w:t xml:space="preserve">, </w:t>
+      </w:r>
       <w:r>
         <w:rPr>
           <w:rStyle w:val="Strong"/>
@@ -1285,7 +1116,6 @@
         </w:rPr>
         <w:t>Kubernetes</w:t>
       </w:r>
-      <w:proofErr w:type="spellEnd"/>
       <w:r>
         <w:rPr>
           <w:sz w:val="20"/>
@@ -1318,7 +1148,6 @@
         </w:rPr>
         <w:t xml:space="preserve">, </w:t>
       </w:r>
-      <w:proofErr w:type="spellStart"/>
       <w:r>
         <w:rPr>
           <w:rStyle w:val="Strong"/>
@@ -1326,14 +1155,12 @@
         </w:rPr>
         <w:t>GitOps</w:t>
       </w:r>
-      <w:proofErr w:type="spellEnd"/>
       <w:r>
         <w:rPr>
           <w:sz w:val="20"/>
         </w:rPr>
         <w:t xml:space="preserve"> | </w:t>
       </w:r>
-      <w:proofErr w:type="spellStart"/>
       <w:r>
         <w:rPr>
           <w:rStyle w:val="Strong"/>
@@ -1341,14 +1168,12 @@
         </w:rPr>
         <w:t>Terraform</w:t>
       </w:r>
-      <w:proofErr w:type="spellEnd"/>
-      <w:r>
-        <w:rPr>
-          <w:sz w:val="20"/>
-        </w:rPr>
-        <w:t xml:space="preserve">, </w:t>
-      </w:r>
-      <w:proofErr w:type="spellStart"/>
+      <w:r>
+        <w:rPr>
+          <w:sz w:val="20"/>
+        </w:rPr>
+        <w:t xml:space="preserve">, </w:t>
+      </w:r>
       <w:r>
         <w:rPr>
           <w:rStyle w:val="Strong"/>
@@ -1356,50 +1181,31 @@
         </w:rPr>
         <w:t>CloudFormation</w:t>
       </w:r>
-      <w:proofErr w:type="spellEnd"/>
       <w:r>
         <w:rPr>
           <w:sz w:val="20"/>
         </w:rPr>
         <w:t xml:space="preserve"> | CI/CD: </w:t>
       </w:r>
-      <w:proofErr w:type="spellStart"/>
-      <w:r>
-        <w:rPr>
-          <w:rStyle w:val="Strong"/>
-          <w:sz w:val="20"/>
-        </w:rPr>
-        <w:t>GitHub</w:t>
-      </w:r>
-      <w:proofErr w:type="spellEnd"/>
-      <w:r>
-        <w:rPr>
-          <w:rStyle w:val="Strong"/>
-          <w:sz w:val="20"/>
-        </w:rPr>
-        <w:t xml:space="preserve"> Actions</w:t>
-      </w:r>
-      <w:r>
-        <w:rPr>
-          <w:sz w:val="20"/>
-        </w:rPr>
-        <w:t xml:space="preserve">, </w:t>
-      </w:r>
-      <w:proofErr w:type="spellStart"/>
-      <w:r>
-        <w:rPr>
-          <w:rStyle w:val="Strong"/>
-          <w:sz w:val="20"/>
-        </w:rPr>
-        <w:t>GitLab</w:t>
-      </w:r>
-      <w:proofErr w:type="spellEnd"/>
-      <w:r>
-        <w:rPr>
-          <w:rStyle w:val="Strong"/>
-          <w:sz w:val="20"/>
-        </w:rPr>
-        <w:t xml:space="preserve"> CI</w:t>
+      <w:r>
+        <w:rPr>
+          <w:rStyle w:val="Strong"/>
+          <w:sz w:val="20"/>
+        </w:rPr>
+        <w:t>GitHub Actions</w:t>
+      </w:r>
+      <w:r>
+        <w:rPr>
+          <w:sz w:val="20"/>
+        </w:rPr>
+        <w:t xml:space="preserve">, </w:t>
+      </w:r>
+      <w:r>
+        <w:rPr>
+          <w:rStyle w:val="Strong"/>
+          <w:sz w:val="20"/>
+        </w:rPr>
+        <w:t>GitLab CI</w:t>
       </w:r>
       <w:r>
         <w:rPr>
@@ -1425,24 +1231,14 @@
           <w:rStyle w:val="Strong"/>
           <w:sz w:val="20"/>
         </w:rPr>
-        <w:t xml:space="preserve">Azure </w:t>
-      </w:r>
-      <w:proofErr w:type="spellStart"/>
-      <w:r>
-        <w:rPr>
-          <w:rStyle w:val="Strong"/>
-          <w:sz w:val="20"/>
-        </w:rPr>
-        <w:t>DevOps</w:t>
-      </w:r>
-      <w:proofErr w:type="spellEnd"/>
-      <w:r>
-        <w:rPr>
-          <w:sz w:val="20"/>
-        </w:rPr>
-        <w:t xml:space="preserve">, </w:t>
-      </w:r>
-      <w:proofErr w:type="spellStart"/>
+        <w:t>Azure DevOps</w:t>
+      </w:r>
+      <w:r>
+        <w:rPr>
+          <w:sz w:val="20"/>
+        </w:rPr>
+        <w:t xml:space="preserve">, </w:t>
+      </w:r>
       <w:r>
         <w:rPr>
           <w:rStyle w:val="Strong"/>
@@ -1450,7 +1246,6 @@
         </w:rPr>
         <w:t>CircleCI</w:t>
       </w:r>
-      <w:proofErr w:type="spellEnd"/>
     </w:p>
     <w:p>
       <w:pPr>
@@ -1461,21 +1256,12 @@
         </w:numPr>
         <w:jc w:val="both"/>
       </w:pPr>
-      <w:proofErr w:type="spellStart"/>
-      <w:r>
-        <w:rPr>
-          <w:rStyle w:val="Strong"/>
-          <w:sz w:val="20"/>
-        </w:rPr>
-        <w:t>Observability</w:t>
-      </w:r>
-      <w:proofErr w:type="spellEnd"/>
-      <w:r>
-        <w:rPr>
-          <w:rStyle w:val="Strong"/>
-          <w:sz w:val="20"/>
-        </w:rPr>
-        <w:t>, Quality &amp; Security</w:t>
+      <w:r>
+        <w:rPr>
+          <w:rStyle w:val="Strong"/>
+          <w:sz w:val="20"/>
+        </w:rPr>
+        <w:t>Observability, Quality &amp; Security</w:t>
       </w:r>
       <w:r>
         <w:rPr>
@@ -1483,7 +1269,6 @@
         </w:rPr>
         <w:t xml:space="preserve"> — </w:t>
       </w:r>
-      <w:proofErr w:type="spellStart"/>
       <w:r>
         <w:rPr>
           <w:rStyle w:val="Strong"/>
@@ -1491,14 +1276,12 @@
         </w:rPr>
         <w:t>OpenTelemetry</w:t>
       </w:r>
-      <w:proofErr w:type="spellEnd"/>
-      <w:r>
-        <w:rPr>
-          <w:sz w:val="20"/>
-        </w:rPr>
-        <w:t xml:space="preserve">, </w:t>
-      </w:r>
-      <w:proofErr w:type="spellStart"/>
+      <w:r>
+        <w:rPr>
+          <w:sz w:val="20"/>
+        </w:rPr>
+        <w:t xml:space="preserve">, </w:t>
+      </w:r>
       <w:r>
         <w:rPr>
           <w:rStyle w:val="Strong"/>
@@ -1506,7 +1289,6 @@
         </w:rPr>
         <w:t>Datadog</w:t>
       </w:r>
-      <w:proofErr w:type="spellEnd"/>
       <w:r>
         <w:rPr>
           <w:sz w:val="20"/>
@@ -1526,7 +1308,6 @@
         </w:rPr>
         <w:t xml:space="preserve">, </w:t>
       </w:r>
-      <w:proofErr w:type="spellStart"/>
       <w:r>
         <w:rPr>
           <w:rStyle w:val="Strong"/>
@@ -1534,7 +1315,6 @@
         </w:rPr>
         <w:t>Grafana</w:t>
       </w:r>
-      <w:proofErr w:type="spellEnd"/>
       <w:r>
         <w:rPr>
           <w:sz w:val="20"/>
@@ -1554,7 +1334,6 @@
         </w:rPr>
         <w:t xml:space="preserve">, </w:t>
       </w:r>
-      <w:proofErr w:type="spellStart"/>
       <w:r>
         <w:rPr>
           <w:rStyle w:val="Strong"/>
@@ -1562,7 +1341,6 @@
         </w:rPr>
         <w:t>CloudWatch</w:t>
       </w:r>
-      <w:proofErr w:type="spellEnd"/>
       <w:r>
         <w:rPr>
           <w:sz w:val="20"/>
@@ -1647,21 +1425,12 @@
         </w:rPr>
         <w:t xml:space="preserve">, </w:t>
       </w:r>
-      <w:proofErr w:type="spellStart"/>
-      <w:r>
-        <w:rPr>
-          <w:rStyle w:val="Strong"/>
-          <w:sz w:val="20"/>
-        </w:rPr>
-        <w:t>OpenID</w:t>
-      </w:r>
-      <w:proofErr w:type="spellEnd"/>
-      <w:r>
-        <w:rPr>
-          <w:rStyle w:val="Strong"/>
-          <w:sz w:val="20"/>
-        </w:rPr>
-        <w:t xml:space="preserve"> Connect</w:t>
+      <w:r>
+        <w:rPr>
+          <w:rStyle w:val="Strong"/>
+          <w:sz w:val="20"/>
+        </w:rPr>
+        <w:t>OpenID Connect</w:t>
       </w:r>
       <w:r>
         <w:rPr>
@@ -1682,7 +1451,6 @@
         </w:rPr>
         <w:t xml:space="preserve">, </w:t>
       </w:r>
-      <w:proofErr w:type="spellStart"/>
       <w:r>
         <w:rPr>
           <w:rStyle w:val="Strong"/>
@@ -1690,7 +1458,6 @@
         </w:rPr>
         <w:t>Okta</w:t>
       </w:r>
-      <w:proofErr w:type="spellEnd"/>
       <w:r>
         <w:rPr>
           <w:sz w:val="20"/>
@@ -1715,17 +1482,8 @@
           <w:rStyle w:val="Strong"/>
           <w:sz w:val="20"/>
         </w:rPr>
-        <w:t xml:space="preserve">AWS </w:t>
-      </w:r>
-      <w:proofErr w:type="spellStart"/>
-      <w:r>
-        <w:rPr>
-          <w:rStyle w:val="Strong"/>
-          <w:sz w:val="20"/>
-        </w:rPr>
-        <w:t>Cognito</w:t>
-      </w:r>
-      <w:proofErr w:type="spellEnd"/>
+        <w:t>AWS Cognito</w:t>
+      </w:r>
       <w:r>
         <w:rPr>
           <w:sz w:val="20"/>
@@ -1821,7 +1579,6 @@
           <w:szCs w:val="27"/>
         </w:rPr>
       </w:pPr>
-      <w:proofErr w:type="spellStart"/>
       <w:r>
         <w:rPr>
           <w:rFonts w:ascii="Britannic Bold" w:eastAsia="Times New Roman" w:hAnsi="Britannic Bold" w:cs="Arial"/>
@@ -1831,7 +1588,6 @@
         </w:rPr>
         <w:t>SumatoSoft</w:t>
       </w:r>
-      <w:proofErr w:type="spellEnd"/>
     </w:p>
     <w:p>
       <w:pPr>
@@ -1923,7 +1679,6 @@
         </w:rPr>
         <w:t xml:space="preserve"> services in </w:t>
       </w:r>
-      <w:proofErr w:type="spellStart"/>
       <w:r>
         <w:rPr>
           <w:rStyle w:val="Strong"/>
@@ -1931,7 +1686,6 @@
         </w:rPr>
         <w:t>TypeScript</w:t>
       </w:r>
-      <w:proofErr w:type="spellEnd"/>
       <w:r>
         <w:rPr>
           <w:sz w:val="20"/>
@@ -1981,21 +1735,7 @@
         <w:rPr>
           <w:sz w:val="20"/>
         </w:rPr>
-        <w:t xml:space="preserve">, including pagination, filtering, </w:t>
-      </w:r>
-      <w:proofErr w:type="spellStart"/>
-      <w:r>
-        <w:rPr>
-          <w:sz w:val="20"/>
-        </w:rPr>
-        <w:t>idempotency</w:t>
-      </w:r>
-      <w:proofErr w:type="spellEnd"/>
-      <w:r>
-        <w:rPr>
-          <w:sz w:val="20"/>
-        </w:rPr>
-        <w:t xml:space="preserve"> keys, and consistent response envelopes.</w:t>
+        <w:t>, including pagination, filtering, idempotency keys, and consistent response envelopes.</w:t>
       </w:r>
     </w:p>
     <w:p>
@@ -2016,7 +1756,6 @@
         </w:rPr>
         <w:t xml:space="preserve">Implemented real-time collaboration features using </w:t>
       </w:r>
-      <w:proofErr w:type="spellStart"/>
       <w:r>
         <w:rPr>
           <w:rStyle w:val="Strong"/>
@@ -2024,7 +1763,6 @@
         </w:rPr>
         <w:t>WebSockets</w:t>
       </w:r>
-      <w:proofErr w:type="spellEnd"/>
       <w:r>
         <w:rPr>
           <w:sz w:val="20"/>
@@ -2050,7 +1788,6 @@
         </w:rPr>
         <w:t xml:space="preserve">Delivered data-heavy workflows backed by </w:t>
       </w:r>
-      <w:proofErr w:type="spellStart"/>
       <w:r>
         <w:rPr>
           <w:rStyle w:val="Strong"/>
@@ -2058,7 +1795,6 @@
         </w:rPr>
         <w:t>PostgreSQL</w:t>
       </w:r>
-      <w:proofErr w:type="spellEnd"/>
       <w:r>
         <w:rPr>
           <w:sz w:val="20"/>
@@ -2084,7 +1820,6 @@
         </w:rPr>
         <w:t xml:space="preserve">Introduced caching and throttling layers using </w:t>
       </w:r>
-      <w:proofErr w:type="spellStart"/>
       <w:r>
         <w:rPr>
           <w:rStyle w:val="Strong"/>
@@ -2092,14 +1827,12 @@
         </w:rPr>
         <w:t>Redis</w:t>
       </w:r>
-      <w:proofErr w:type="spellEnd"/>
       <w:r>
         <w:rPr>
           <w:sz w:val="20"/>
         </w:rPr>
         <w:t xml:space="preserve"> and </w:t>
       </w:r>
-      <w:proofErr w:type="spellStart"/>
       <w:r>
         <w:rPr>
           <w:rStyle w:val="Strong"/>
@@ -2107,7 +1840,6 @@
         </w:rPr>
         <w:t>ElastiCache</w:t>
       </w:r>
-      <w:proofErr w:type="spellEnd"/>
       <w:r>
         <w:rPr>
           <w:sz w:val="20"/>
@@ -2170,21 +1902,7 @@
         <w:rPr>
           <w:sz w:val="20"/>
         </w:rPr>
-        <w:t xml:space="preserve">, standardizing DLQs, message </w:t>
-      </w:r>
-      <w:proofErr w:type="spellStart"/>
-      <w:r>
-        <w:rPr>
-          <w:sz w:val="20"/>
-        </w:rPr>
-        <w:t>deduplication</w:t>
-      </w:r>
-      <w:proofErr w:type="spellEnd"/>
-      <w:r>
-        <w:rPr>
-          <w:sz w:val="20"/>
-        </w:rPr>
-        <w:t>, and replay-safe consumers for long-running jobs.</w:t>
+        <w:t>, standardizing DLQs, message deduplication, and replay-safe consumers for long-running jobs.</w:t>
       </w:r>
     </w:p>
     <w:p>
@@ -2205,7 +1923,6 @@
         </w:rPr>
         <w:t xml:space="preserve">Implemented search experiences with </w:t>
       </w:r>
-      <w:proofErr w:type="spellStart"/>
       <w:r>
         <w:rPr>
           <w:rStyle w:val="Strong"/>
@@ -2213,7 +1930,6 @@
         </w:rPr>
         <w:t>Elasticsearch</w:t>
       </w:r>
-      <w:proofErr w:type="spellEnd"/>
       <w:r>
         <w:rPr>
           <w:sz w:val="20"/>
@@ -2265,7 +1981,6 @@
         </w:rPr>
         <w:t xml:space="preserve"> with </w:t>
       </w:r>
-      <w:proofErr w:type="spellStart"/>
       <w:r>
         <w:rPr>
           <w:rStyle w:val="Strong"/>
@@ -2273,7 +1988,6 @@
         </w:rPr>
         <w:t>Docker</w:t>
       </w:r>
-      <w:proofErr w:type="spellEnd"/>
       <w:r>
         <w:rPr>
           <w:sz w:val="20"/>
@@ -2306,7 +2020,6 @@
         </w:rPr>
         <w:t xml:space="preserve">, using </w:t>
       </w:r>
-      <w:proofErr w:type="spellStart"/>
       <w:r>
         <w:rPr>
           <w:rStyle w:val="Strong"/>
@@ -2314,7 +2027,6 @@
         </w:rPr>
         <w:t>GitOps</w:t>
       </w:r>
-      <w:proofErr w:type="spellEnd"/>
       <w:r>
         <w:rPr>
           <w:sz w:val="20"/>
@@ -2340,7 +2052,6 @@
         </w:rPr>
         <w:t xml:space="preserve">Managed infrastructure with </w:t>
       </w:r>
-      <w:proofErr w:type="spellStart"/>
       <w:r>
         <w:rPr>
           <w:rStyle w:val="Strong"/>
@@ -2348,14 +2059,12 @@
         </w:rPr>
         <w:t>Terraform</w:t>
       </w:r>
-      <w:proofErr w:type="spellEnd"/>
       <w:r>
         <w:rPr>
           <w:sz w:val="20"/>
         </w:rPr>
         <w:t xml:space="preserve"> and </w:t>
       </w:r>
-      <w:proofErr w:type="spellStart"/>
       <w:r>
         <w:rPr>
           <w:rStyle w:val="Strong"/>
@@ -2363,7 +2072,6 @@
         </w:rPr>
         <w:t>CloudFormation</w:t>
       </w:r>
-      <w:proofErr w:type="spellEnd"/>
       <w:r>
         <w:rPr>
           <w:sz w:val="20"/>
@@ -2400,23 +2108,8 @@
         <w:rPr>
           <w:sz w:val="20"/>
         </w:rPr>
-        <w:t xml:space="preserve">Established end-to-end </w:t>
-      </w:r>
-      <w:proofErr w:type="spellStart"/>
-      <w:r>
-        <w:rPr>
-          <w:sz w:val="20"/>
-        </w:rPr>
-        <w:t>observability</w:t>
-      </w:r>
-      <w:proofErr w:type="spellEnd"/>
-      <w:r>
-        <w:rPr>
-          <w:sz w:val="20"/>
-        </w:rPr>
-        <w:t xml:space="preserve"> using </w:t>
-      </w:r>
-      <w:proofErr w:type="spellStart"/>
+        <w:t xml:space="preserve">Established end-to-end observability using </w:t>
+      </w:r>
       <w:r>
         <w:rPr>
           <w:rStyle w:val="Strong"/>
@@ -2424,7 +2117,6 @@
         </w:rPr>
         <w:t>OpenTelemetry</w:t>
       </w:r>
-      <w:proofErr w:type="spellEnd"/>
       <w:r>
         <w:rPr>
           <w:sz w:val="20"/>
@@ -2436,24 +2128,14 @@
           <w:rStyle w:val="Strong"/>
           <w:sz w:val="20"/>
         </w:rPr>
-        <w:t>Prometheus/</w:t>
-      </w:r>
-      <w:proofErr w:type="spellStart"/>
-      <w:r>
-        <w:rPr>
-          <w:rStyle w:val="Strong"/>
-          <w:sz w:val="20"/>
-        </w:rPr>
-        <w:t>Grafana</w:t>
-      </w:r>
-      <w:proofErr w:type="spellEnd"/>
+        <w:t>Prometheus/Grafana</w:t>
+      </w:r>
       <w:r>
         <w:rPr>
           <w:sz w:val="20"/>
         </w:rPr>
         <w:t xml:space="preserve"> plus </w:t>
       </w:r>
-      <w:proofErr w:type="spellStart"/>
       <w:r>
         <w:rPr>
           <w:rStyle w:val="Strong"/>
@@ -2461,7 +2143,6 @@
         </w:rPr>
         <w:t>CloudWatch</w:t>
       </w:r>
-      <w:proofErr w:type="spellEnd"/>
       <w:r>
         <w:rPr>
           <w:sz w:val="20"/>
@@ -2559,7 +2240,6 @@
         </w:rPr>
         <w:t xml:space="preserve">Implemented durable workflows with </w:t>
       </w:r>
-      <w:proofErr w:type="spellStart"/>
       <w:r>
         <w:rPr>
           <w:rStyle w:val="Strong"/>
@@ -2567,7 +2247,6 @@
         </w:rPr>
         <w:t>EventBridge</w:t>
       </w:r>
-      <w:proofErr w:type="spellEnd"/>
       <w:r>
         <w:rPr>
           <w:sz w:val="20"/>
@@ -2619,7 +2298,6 @@
         </w:rPr>
         <w:t xml:space="preserve"> and </w:t>
       </w:r>
-      <w:proofErr w:type="spellStart"/>
       <w:r>
         <w:rPr>
           <w:rStyle w:val="Strong"/>
@@ -2627,7 +2305,6 @@
         </w:rPr>
         <w:t>BigQuery</w:t>
       </w:r>
-      <w:proofErr w:type="spellEnd"/>
       <w:r>
         <w:rPr>
           <w:sz w:val="20"/>
@@ -2650,21 +2327,12 @@
         </w:rPr>
         <w:t xml:space="preserve">Built CI/CD pipelines with </w:t>
       </w:r>
-      <w:proofErr w:type="spellStart"/>
-      <w:r>
-        <w:rPr>
-          <w:rStyle w:val="Strong"/>
-          <w:sz w:val="20"/>
-        </w:rPr>
-        <w:t>GitHub</w:t>
-      </w:r>
-      <w:proofErr w:type="spellEnd"/>
-      <w:r>
-        <w:rPr>
-          <w:rStyle w:val="Strong"/>
-          <w:sz w:val="20"/>
-        </w:rPr>
-        <w:t xml:space="preserve"> Actions</w:t>
+      <w:r>
+        <w:rPr>
+          <w:rStyle w:val="Strong"/>
+          <w:sz w:val="20"/>
+        </w:rPr>
+        <w:t>GitHub Actions</w:t>
       </w:r>
       <w:r>
         <w:rPr>
@@ -2685,7 +2353,6 @@
         </w:rPr>
         <w:t xml:space="preserve">, and </w:t>
       </w:r>
-      <w:proofErr w:type="spellStart"/>
       <w:r>
         <w:rPr>
           <w:rStyle w:val="Strong"/>
@@ -2693,7 +2360,6 @@
         </w:rPr>
         <w:t>CircleCI</w:t>
       </w:r>
-      <w:proofErr w:type="spellEnd"/>
       <w:r>
         <w:rPr>
           <w:sz w:val="20"/>
@@ -2746,7 +2412,6 @@
           <w:szCs w:val="27"/>
         </w:rPr>
       </w:pPr>
-      <w:proofErr w:type="spellStart"/>
       <w:r>
         <w:rPr>
           <w:rFonts w:ascii="Britannic Bold" w:eastAsia="Times New Roman" w:hAnsi="Britannic Bold" w:cs="Arial"/>
@@ -2756,7 +2421,6 @@
         </w:rPr>
         <w:t>Saritasa</w:t>
       </w:r>
-      <w:proofErr w:type="spellEnd"/>
     </w:p>
     <w:p>
       <w:pPr>
@@ -2876,7 +2540,6 @@
         </w:rPr>
         <w:t xml:space="preserve"> API layers in </w:t>
       </w:r>
-      <w:proofErr w:type="spellStart"/>
       <w:r>
         <w:rPr>
           <w:rFonts w:ascii="Times New Roman" w:eastAsia="Times New Roman" w:hAnsi="Times New Roman" w:cs="Times New Roman"/>
@@ -2887,7 +2550,6 @@
         </w:rPr>
         <w:t>TypeScript</w:t>
       </w:r>
-      <w:proofErr w:type="spellEnd"/>
       <w:r>
         <w:rPr>
           <w:rFonts w:ascii="Times New Roman" w:eastAsia="Times New Roman" w:hAnsi="Times New Roman" w:cs="Times New Roman"/>
@@ -2917,27 +2579,8 @@
           <w:sz w:val="20"/>
           <w:szCs w:val="24"/>
         </w:rPr>
-        <w:t xml:space="preserve">Implemented background jobs and </w:t>
-      </w:r>
-      <w:proofErr w:type="spellStart"/>
-      <w:r>
-        <w:rPr>
-          <w:rFonts w:ascii="Times New Roman" w:eastAsia="Times New Roman" w:hAnsi="Times New Roman" w:cs="Times New Roman"/>
-          <w:sz w:val="20"/>
-          <w:szCs w:val="24"/>
-        </w:rPr>
-        <w:t>async</w:t>
-      </w:r>
-      <w:proofErr w:type="spellEnd"/>
-      <w:r>
-        <w:rPr>
-          <w:rFonts w:ascii="Times New Roman" w:eastAsia="Times New Roman" w:hAnsi="Times New Roman" w:cs="Times New Roman"/>
-          <w:sz w:val="20"/>
-          <w:szCs w:val="24"/>
-        </w:rPr>
-        <w:t xml:space="preserve"> workflows using </w:t>
-      </w:r>
-      <w:proofErr w:type="spellStart"/>
+        <w:t xml:space="preserve">Implemented background jobs and async workflows using </w:t>
+      </w:r>
       <w:r>
         <w:rPr>
           <w:rFonts w:ascii="Times New Roman" w:eastAsia="Times New Roman" w:hAnsi="Times New Roman" w:cs="Times New Roman"/>
@@ -2948,32 +2591,13 @@
         </w:rPr>
         <w:t>RabbitMQ</w:t>
       </w:r>
-      <w:proofErr w:type="spellEnd"/>
-      <w:r>
-        <w:rPr>
-          <w:rFonts w:ascii="Times New Roman" w:eastAsia="Times New Roman" w:hAnsi="Times New Roman" w:cs="Times New Roman"/>
-          <w:sz w:val="20"/>
-          <w:szCs w:val="24"/>
-        </w:rPr>
-        <w:t xml:space="preserve"> and queue </w:t>
-      </w:r>
-      <w:proofErr w:type="gramStart"/>
-      <w:r>
-        <w:rPr>
-          <w:rFonts w:ascii="Times New Roman" w:eastAsia="Times New Roman" w:hAnsi="Times New Roman" w:cs="Times New Roman"/>
-          <w:sz w:val="20"/>
-          <w:szCs w:val="24"/>
-        </w:rPr>
-        <w:t>workers, enforcing retries</w:t>
-      </w:r>
-      <w:proofErr w:type="gramEnd"/>
-      <w:r>
-        <w:rPr>
-          <w:rFonts w:ascii="Times New Roman" w:eastAsia="Times New Roman" w:hAnsi="Times New Roman" w:cs="Times New Roman"/>
-          <w:sz w:val="20"/>
-          <w:szCs w:val="24"/>
-        </w:rPr>
-        <w:t>, DLQs, and idempotent processing.</w:t>
+      <w:r>
+        <w:rPr>
+          <w:rFonts w:ascii="Times New Roman" w:eastAsia="Times New Roman" w:hAnsi="Times New Roman" w:cs="Times New Roman"/>
+          <w:sz w:val="20"/>
+          <w:szCs w:val="24"/>
+        </w:rPr>
+        <w:t xml:space="preserve"> and queue workers, enforcing retries, DLQs, and idempotent processing.</w:t>
       </w:r>
     </w:p>
     <w:p>
@@ -3016,7 +2640,6 @@
         </w:rPr>
         <w:t xml:space="preserve"> and </w:t>
       </w:r>
-      <w:proofErr w:type="spellStart"/>
       <w:r>
         <w:rPr>
           <w:rFonts w:ascii="Times New Roman" w:eastAsia="Times New Roman" w:hAnsi="Times New Roman" w:cs="Times New Roman"/>
@@ -3027,7 +2650,6 @@
         </w:rPr>
         <w:t>PostgreSQL</w:t>
       </w:r>
-      <w:proofErr w:type="spellEnd"/>
       <w:r>
         <w:rPr>
           <w:rFonts w:ascii="Times New Roman" w:eastAsia="Times New Roman" w:hAnsi="Times New Roman" w:cs="Times New Roman"/>
@@ -3059,7 +2681,6 @@
         </w:rPr>
         <w:t xml:space="preserve">Implemented caching strategies with </w:t>
       </w:r>
-      <w:proofErr w:type="spellStart"/>
       <w:r>
         <w:rPr>
           <w:rFonts w:ascii="Times New Roman" w:eastAsia="Times New Roman" w:hAnsi="Times New Roman" w:cs="Times New Roman"/>
@@ -3070,7 +2691,6 @@
         </w:rPr>
         <w:t>Redis</w:t>
       </w:r>
-      <w:proofErr w:type="spellEnd"/>
       <w:r>
         <w:rPr>
           <w:rFonts w:ascii="Times New Roman" w:eastAsia="Times New Roman" w:hAnsi="Times New Roman" w:cs="Times New Roman"/>
@@ -3102,7 +2722,6 @@
         </w:rPr>
         <w:t xml:space="preserve">Built search-driven screens and admin tooling with </w:t>
       </w:r>
-      <w:proofErr w:type="spellStart"/>
       <w:r>
         <w:rPr>
           <w:rFonts w:ascii="Times New Roman" w:eastAsia="Times New Roman" w:hAnsi="Times New Roman" w:cs="Times New Roman"/>
@@ -3113,7 +2732,6 @@
         </w:rPr>
         <w:t>Elasticsearch</w:t>
       </w:r>
-      <w:proofErr w:type="spellEnd"/>
       <w:r>
         <w:rPr>
           <w:rFonts w:ascii="Times New Roman" w:eastAsia="Times New Roman" w:hAnsi="Times New Roman" w:cs="Times New Roman"/>
@@ -3145,7 +2763,6 @@
         </w:rPr>
         <w:t xml:space="preserve">Containerized services with </w:t>
       </w:r>
-      <w:proofErr w:type="spellStart"/>
       <w:r>
         <w:rPr>
           <w:rFonts w:ascii="Times New Roman" w:eastAsia="Times New Roman" w:hAnsi="Times New Roman" w:cs="Times New Roman"/>
@@ -3156,7 +2773,6 @@
         </w:rPr>
         <w:t>Docker</w:t>
       </w:r>
-      <w:proofErr w:type="spellEnd"/>
       <w:r>
         <w:rPr>
           <w:rFonts w:ascii="Times New Roman" w:eastAsia="Times New Roman" w:hAnsi="Times New Roman" w:cs="Times New Roman"/>
@@ -3165,7 +2781,6 @@
         </w:rPr>
         <w:t xml:space="preserve"> and deployed to </w:t>
       </w:r>
-      <w:proofErr w:type="spellStart"/>
       <w:r>
         <w:rPr>
           <w:rFonts w:ascii="Times New Roman" w:eastAsia="Times New Roman" w:hAnsi="Times New Roman" w:cs="Times New Roman"/>
@@ -3176,7 +2791,6 @@
         </w:rPr>
         <w:t>Kubernetes</w:t>
       </w:r>
-      <w:proofErr w:type="spellEnd"/>
       <w:r>
         <w:rPr>
           <w:rFonts w:ascii="Times New Roman" w:eastAsia="Times New Roman" w:hAnsi="Times New Roman" w:cs="Times New Roman"/>
@@ -3208,7 +2822,6 @@
         </w:rPr>
         <w:t xml:space="preserve">Implemented CI/CD with </w:t>
       </w:r>
-      <w:proofErr w:type="spellStart"/>
       <w:r>
         <w:rPr>
           <w:rFonts w:ascii="Times New Roman" w:eastAsia="Times New Roman" w:hAnsi="Times New Roman" w:cs="Times New Roman"/>
@@ -3217,9 +2830,16 @@
           <w:sz w:val="20"/>
           <w:szCs w:val="24"/>
         </w:rPr>
-        <w:t>GitLab</w:t>
-      </w:r>
-      <w:proofErr w:type="spellEnd"/>
+        <w:t>GitLab CI</w:t>
+      </w:r>
+      <w:r>
+        <w:rPr>
+          <w:rFonts w:ascii="Times New Roman" w:eastAsia="Times New Roman" w:hAnsi="Times New Roman" w:cs="Times New Roman"/>
+          <w:sz w:val="20"/>
+          <w:szCs w:val="24"/>
+        </w:rPr>
+        <w:t xml:space="preserve"> and </w:t>
+      </w:r>
       <w:r>
         <w:rPr>
           <w:rFonts w:ascii="Times New Roman" w:eastAsia="Times New Roman" w:hAnsi="Times New Roman" w:cs="Times New Roman"/>
@@ -3228,37 +2848,7 @@
           <w:sz w:val="20"/>
           <w:szCs w:val="24"/>
         </w:rPr>
-        <w:t xml:space="preserve"> CI</w:t>
-      </w:r>
-      <w:r>
-        <w:rPr>
-          <w:rFonts w:ascii="Times New Roman" w:eastAsia="Times New Roman" w:hAnsi="Times New Roman" w:cs="Times New Roman"/>
-          <w:sz w:val="20"/>
-          <w:szCs w:val="24"/>
-        </w:rPr>
-        <w:t xml:space="preserve"> and </w:t>
-      </w:r>
-      <w:proofErr w:type="spellStart"/>
-      <w:r>
-        <w:rPr>
-          <w:rFonts w:ascii="Times New Roman" w:eastAsia="Times New Roman" w:hAnsi="Times New Roman" w:cs="Times New Roman"/>
-          <w:b/>
-          <w:bCs/>
-          <w:sz w:val="20"/>
-          <w:szCs w:val="24"/>
-        </w:rPr>
-        <w:t>GitHub</w:t>
-      </w:r>
-      <w:proofErr w:type="spellEnd"/>
-      <w:r>
-        <w:rPr>
-          <w:rFonts w:ascii="Times New Roman" w:eastAsia="Times New Roman" w:hAnsi="Times New Roman" w:cs="Times New Roman"/>
-          <w:b/>
-          <w:bCs/>
-          <w:sz w:val="20"/>
-          <w:szCs w:val="24"/>
-        </w:rPr>
-        <w:t xml:space="preserve"> Actions</w:t>
+        <w:t>GitHub Actions</w:t>
       </w:r>
       <w:r>
         <w:rPr>
@@ -3476,7 +3066,6 @@
         </w:rPr>
         <w:t xml:space="preserve"> and </w:t>
       </w:r>
-      <w:proofErr w:type="spellStart"/>
       <w:r>
         <w:rPr>
           <w:rFonts w:ascii="Times New Roman" w:eastAsia="Times New Roman" w:hAnsi="Times New Roman" w:cs="Times New Roman"/>
@@ -3487,7 +3076,6 @@
         </w:rPr>
         <w:t>Grafana</w:t>
       </w:r>
-      <w:proofErr w:type="spellEnd"/>
       <w:r>
         <w:rPr>
           <w:rFonts w:ascii="Times New Roman" w:eastAsia="Times New Roman" w:hAnsi="Times New Roman" w:cs="Times New Roman"/>
@@ -3537,7 +3125,6 @@
         </w:rPr>
         <w:t xml:space="preserve"> and enterprise identity patterns (</w:t>
       </w:r>
-      <w:proofErr w:type="spellStart"/>
       <w:r>
         <w:rPr>
           <w:rFonts w:ascii="Times New Roman" w:eastAsia="Times New Roman" w:hAnsi="Times New Roman" w:cs="Times New Roman"/>
@@ -3548,7 +3135,6 @@
         </w:rPr>
         <w:t>Okta</w:t>
       </w:r>
-      <w:proofErr w:type="spellEnd"/>
       <w:r>
         <w:rPr>
           <w:rFonts w:ascii="Times New Roman" w:eastAsia="Times New Roman" w:hAnsi="Times New Roman" w:cs="Times New Roman"/>
@@ -3583,20 +3169,8 @@
           <w:sz w:val="20"/>
           <w:szCs w:val="24"/>
         </w:rPr>
-        <w:t xml:space="preserve">AWS </w:t>
-      </w:r>
-      <w:proofErr w:type="spellStart"/>
-      <w:r>
-        <w:rPr>
-          <w:rFonts w:ascii="Times New Roman" w:eastAsia="Times New Roman" w:hAnsi="Times New Roman" w:cs="Times New Roman"/>
-          <w:b/>
-          <w:bCs/>
-          <w:sz w:val="20"/>
-          <w:szCs w:val="24"/>
-        </w:rPr>
-        <w:t>Cognito</w:t>
-      </w:r>
-      <w:proofErr w:type="spellEnd"/>
+        <w:t>AWS Cognito</w:t>
+      </w:r>
       <w:r>
         <w:rPr>
           <w:rFonts w:ascii="Times New Roman" w:eastAsia="Times New Roman" w:hAnsi="Times New Roman" w:cs="Times New Roman"/>
@@ -3644,27 +3218,8 @@
           <w:sz w:val="20"/>
           <w:szCs w:val="24"/>
         </w:rPr>
-        <w:t xml:space="preserve">Built service boundaries that supported </w:t>
-      </w:r>
-      <w:proofErr w:type="spellStart"/>
-      <w:r>
-        <w:rPr>
-          <w:rFonts w:ascii="Times New Roman" w:eastAsia="Times New Roman" w:hAnsi="Times New Roman" w:cs="Times New Roman"/>
-          <w:sz w:val="20"/>
-          <w:szCs w:val="24"/>
-        </w:rPr>
-        <w:t>NoSQL</w:t>
-      </w:r>
-      <w:proofErr w:type="spellEnd"/>
-      <w:r>
-        <w:rPr>
-          <w:rFonts w:ascii="Times New Roman" w:eastAsia="Times New Roman" w:hAnsi="Times New Roman" w:cs="Times New Roman"/>
-          <w:sz w:val="20"/>
-          <w:szCs w:val="24"/>
-        </w:rPr>
-        <w:t xml:space="preserve"> use cases using </w:t>
-      </w:r>
-      <w:proofErr w:type="spellStart"/>
+        <w:t xml:space="preserve">Built service boundaries that supported NoSQL use cases using </w:t>
+      </w:r>
       <w:r>
         <w:rPr>
           <w:rFonts w:ascii="Times New Roman" w:eastAsia="Times New Roman" w:hAnsi="Times New Roman" w:cs="Times New Roman"/>
@@ -3675,7 +3230,6 @@
         </w:rPr>
         <w:t>MongoDB</w:t>
       </w:r>
-      <w:proofErr w:type="spellEnd"/>
       <w:r>
         <w:rPr>
           <w:rFonts w:ascii="Times New Roman" w:eastAsia="Times New Roman" w:hAnsi="Times New Roman" w:cs="Times New Roman"/>
@@ -3684,7 +3238,6 @@
         </w:rPr>
         <w:t xml:space="preserve"> and </w:t>
       </w:r>
-      <w:proofErr w:type="spellStart"/>
       <w:r>
         <w:rPr>
           <w:rFonts w:ascii="Times New Roman" w:eastAsia="Times New Roman" w:hAnsi="Times New Roman" w:cs="Times New Roman"/>
@@ -3695,7 +3248,6 @@
         </w:rPr>
         <w:t>DynamoDB</w:t>
       </w:r>
-      <w:proofErr w:type="spellEnd"/>
       <w:r>
         <w:rPr>
           <w:rFonts w:ascii="Times New Roman" w:eastAsia="Times New Roman" w:hAnsi="Times New Roman" w:cs="Times New Roman"/>
@@ -3799,8 +3351,6 @@
         </w:rPr>
         <w:t xml:space="preserve">, </w:t>
       </w:r>
-      <w:proofErr w:type="spellStart"/>
-      <w:proofErr w:type="gramStart"/>
       <w:r>
         <w:rPr>
           <w:rFonts w:ascii="Times New Roman" w:eastAsia="Times New Roman" w:hAnsi="Times New Roman" w:cs="Times New Roman"/>
@@ -3811,8 +3361,6 @@
         </w:rPr>
         <w:t>BigQuery</w:t>
       </w:r>
-      <w:proofErr w:type="spellEnd"/>
-      <w:proofErr w:type="gramEnd"/>
       <w:r>
         <w:rPr>
           <w:rFonts w:ascii="Times New Roman" w:eastAsia="Times New Roman" w:hAnsi="Times New Roman" w:cs="Times New Roman"/>
@@ -4058,8 +3606,6 @@
         </w:rPr>
         <w:t xml:space="preserve">Introduced caching techniques using </w:t>
       </w:r>
-      <w:proofErr w:type="spellStart"/>
-      <w:proofErr w:type="gramStart"/>
       <w:r>
         <w:rPr>
           <w:rStyle w:val="Strong"/>
@@ -4067,8 +3613,6 @@
         </w:rPr>
         <w:t>Redis</w:t>
       </w:r>
-      <w:proofErr w:type="spellEnd"/>
-      <w:proofErr w:type="gramEnd"/>
       <w:r>
         <w:rPr>
           <w:sz w:val="20"/>
@@ -4132,7 +3676,6 @@
         </w:rPr>
         <w:t xml:space="preserve">Supported deployment workflows with </w:t>
       </w:r>
-      <w:proofErr w:type="spellStart"/>
       <w:r>
         <w:rPr>
           <w:rStyle w:val="Strong"/>
@@ -4140,7 +3683,6 @@
         </w:rPr>
         <w:t>Docker</w:t>
       </w:r>
-      <w:proofErr w:type="spellEnd"/>
       <w:r>
         <w:rPr>
           <w:sz w:val="20"/>
@@ -4429,8 +3971,6 @@
         </w:rPr>
         <w:t>Wrote data import and validation scripts to clean and normalize datasets before storing them in relational systems.</w:t>
       </w:r>
-      <w:bookmarkStart w:id="0" w:name="_GoBack"/>
-      <w:bookmarkEnd w:id="0"/>
     </w:p>
     <w:p>
       <w:pPr>
@@ -4640,7 +4180,6 @@
           <w:szCs w:val="24"/>
         </w:rPr>
       </w:pPr>
-      <w:proofErr w:type="gramStart"/>
       <w:r>
         <w:rPr>
           <w:rFonts w:ascii="Times New Roman" w:eastAsia="Times New Roman" w:hAnsi="Times New Roman" w:cs="Times New Roman"/>
@@ -4657,17 +4196,7 @@
           <w:bCs/>
           <w:szCs w:val="24"/>
         </w:rPr>
-        <w:t>’s  Degree</w:t>
-      </w:r>
-      <w:proofErr w:type="gramEnd"/>
-      <w:r>
-        <w:rPr>
-          <w:rFonts w:ascii="Times New Roman" w:eastAsia="Times New Roman" w:hAnsi="Times New Roman" w:cs="Times New Roman"/>
-          <w:b/>
-          <w:bCs/>
-          <w:szCs w:val="24"/>
-        </w:rPr>
-        <w:t xml:space="preserve"> </w:t>
+        <w:t xml:space="preserve">’s  Degree </w:t>
       </w:r>
       <w:r>
         <w:rPr>
@@ -4804,7 +4333,6 @@
           <w:szCs w:val="20"/>
         </w:rPr>
       </w:pPr>
-      <w:proofErr w:type="spellStart"/>
       <w:r>
         <w:rPr>
           <w:rStyle w:val="Strong"/>
@@ -4813,18 +4341,7 @@
           <w:sz w:val="20"/>
           <w:szCs w:val="20"/>
         </w:rPr>
-        <w:t>Vue</w:t>
-      </w:r>
-      <w:proofErr w:type="spellEnd"/>
-      <w:r>
-        <w:rPr>
-          <w:rStyle w:val="Strong"/>
-          <w:b/>
-          <w:bCs/>
-          <w:sz w:val="20"/>
-          <w:szCs w:val="20"/>
-        </w:rPr>
-        <w:t xml:space="preserve"> + Node Multi-Tenant Operations Console</w:t>
+        <w:t>Vue + Node Multi-Tenant Operations Console</w:t>
       </w:r>
     </w:p>
     <w:p>
@@ -4952,7 +4469,6 @@
         </w:rPr>
         <w:t xml:space="preserve">Backed critical workflows with </w:t>
       </w:r>
-      <w:proofErr w:type="spellStart"/>
       <w:r>
         <w:rPr>
           <w:rStyle w:val="Strong"/>
@@ -4961,7 +4477,6 @@
         </w:rPr>
         <w:t>PostgreSQL</w:t>
       </w:r>
-      <w:proofErr w:type="spellEnd"/>
       <w:r>
         <w:rPr>
           <w:sz w:val="20"/>
@@ -4969,7 +4484,6 @@
         </w:rPr>
         <w:t xml:space="preserve"> and </w:t>
       </w:r>
-      <w:proofErr w:type="spellStart"/>
       <w:r>
         <w:rPr>
           <w:rStyle w:val="Strong"/>
@@ -4978,7 +4492,6 @@
         </w:rPr>
         <w:t>Redis</w:t>
       </w:r>
-      <w:proofErr w:type="spellEnd"/>
       <w:r>
         <w:rPr>
           <w:sz w:val="20"/>
@@ -5008,7 +4521,6 @@
         </w:rPr>
         <w:t xml:space="preserve">Added </w:t>
       </w:r>
-      <w:proofErr w:type="spellStart"/>
       <w:r>
         <w:rPr>
           <w:rStyle w:val="Strong"/>
@@ -5017,7 +4529,6 @@
         </w:rPr>
         <w:t>OpenTelemetry</w:t>
       </w:r>
-      <w:proofErr w:type="spellEnd"/>
       <w:r>
         <w:rPr>
           <w:sz w:val="20"/>
@@ -5031,18 +4542,8 @@
           <w:sz w:val="20"/>
           <w:szCs w:val="20"/>
         </w:rPr>
-        <w:t>Prometheus/</w:t>
-      </w:r>
-      <w:proofErr w:type="spellStart"/>
-      <w:r>
-        <w:rPr>
-          <w:rStyle w:val="Strong"/>
-          <w:sz w:val="20"/>
-          <w:szCs w:val="20"/>
-        </w:rPr>
-        <w:t>Grafana</w:t>
-      </w:r>
-      <w:proofErr w:type="spellEnd"/>
+        <w:t>Prometheus/Grafana</w:t>
+      </w:r>
       <w:r>
         <w:rPr>
           <w:sz w:val="20"/>
@@ -5106,23 +4607,7 @@
           <w:sz w:val="20"/>
           <w:szCs w:val="20"/>
         </w:rPr>
-        <w:t xml:space="preserve">Built </w:t>
-      </w:r>
-      <w:proofErr w:type="spellStart"/>
-      <w:r>
-        <w:rPr>
-          <w:sz w:val="20"/>
-          <w:szCs w:val="20"/>
-        </w:rPr>
-        <w:t>async</w:t>
-      </w:r>
-      <w:proofErr w:type="spellEnd"/>
-      <w:r>
-        <w:rPr>
-          <w:sz w:val="20"/>
-          <w:szCs w:val="20"/>
-        </w:rPr>
-        <w:t xml:space="preserve"> workers using </w:t>
+        <w:t xml:space="preserve">Built async workers using </w:t>
       </w:r>
       <w:r>
         <w:rPr>
@@ -5176,23 +4661,13 @@
         </w:rPr>
         <w:t xml:space="preserve">Implemented search indexing and retrieval with </w:t>
       </w:r>
-      <w:proofErr w:type="spellStart"/>
       <w:r>
         <w:rPr>
           <w:rStyle w:val="Strong"/>
           <w:sz w:val="20"/>
           <w:szCs w:val="20"/>
         </w:rPr>
-        <w:t>Elasticsearch</w:t>
-      </w:r>
-      <w:proofErr w:type="spellEnd"/>
-      <w:r>
-        <w:rPr>
-          <w:rStyle w:val="Strong"/>
-          <w:sz w:val="20"/>
-          <w:szCs w:val="20"/>
-        </w:rPr>
-        <w:t>/OpenSearch</w:t>
+        <w:t>Elasticsearch/OpenSearch</w:t>
       </w:r>
       <w:r>
         <w:rPr>
@@ -5238,7 +4713,6 @@
         </w:rPr>
         <w:t xml:space="preserve"> using </w:t>
       </w:r>
-      <w:proofErr w:type="spellStart"/>
       <w:r>
         <w:rPr>
           <w:rStyle w:val="Strong"/>
@@ -5247,7 +4721,6 @@
         </w:rPr>
         <w:t>Docker</w:t>
       </w:r>
-      <w:proofErr w:type="spellEnd"/>
       <w:r>
         <w:rPr>
           <w:sz w:val="20"/>
@@ -5285,76 +4758,28 @@
         </w:rPr>
         <w:t xml:space="preserve">, with infrastructure managed via </w:t>
       </w:r>
-      <w:proofErr w:type="spellStart"/>
       <w:r>
         <w:rPr>
           <w:rStyle w:val="Strong"/>
           <w:sz w:val="20"/>
           <w:szCs w:val="20"/>
         </w:rPr>
-        <w:t>Terraform</w:t>
-      </w:r>
-      <w:proofErr w:type="spellEnd"/>
-      <w:r>
-        <w:rPr>
-          <w:rStyle w:val="Strong"/>
+        <w:t>Terraform/CloudFormation</w:t>
+      </w:r>
+      <w:r>
+        <w:rPr>
           <w:sz w:val="20"/>
           <w:szCs w:val="20"/>
         </w:rPr>
-        <w:t>/</w:t>
-      </w:r>
-      <w:proofErr w:type="spellStart"/>
+        <w:t xml:space="preserve"> and releases automated through </w:t>
+      </w:r>
       <w:r>
         <w:rPr>
           <w:rStyle w:val="Strong"/>
           <w:sz w:val="20"/>
           <w:szCs w:val="20"/>
         </w:rPr>
-        <w:t>CloudFormation</w:t>
-      </w:r>
-      <w:proofErr w:type="spellEnd"/>
-      <w:r>
-        <w:rPr>
-          <w:sz w:val="20"/>
-          <w:szCs w:val="20"/>
-        </w:rPr>
-        <w:t xml:space="preserve"> and releases automated through </w:t>
-      </w:r>
-      <w:proofErr w:type="spellStart"/>
-      <w:r>
-        <w:rPr>
-          <w:rStyle w:val="Strong"/>
-          <w:sz w:val="20"/>
-          <w:szCs w:val="20"/>
-        </w:rPr>
-        <w:t>GitHub</w:t>
-      </w:r>
-      <w:proofErr w:type="spellEnd"/>
-      <w:r>
-        <w:rPr>
-          <w:rStyle w:val="Strong"/>
-          <w:sz w:val="20"/>
-          <w:szCs w:val="20"/>
-        </w:rPr>
-        <w:t xml:space="preserve"> Actions/</w:t>
-      </w:r>
-      <w:proofErr w:type="spellStart"/>
-      <w:r>
-        <w:rPr>
-          <w:rStyle w:val="Strong"/>
-          <w:sz w:val="20"/>
-          <w:szCs w:val="20"/>
-        </w:rPr>
-        <w:t>GitLab</w:t>
-      </w:r>
-      <w:proofErr w:type="spellEnd"/>
-      <w:r>
-        <w:rPr>
-          <w:rStyle w:val="Strong"/>
-          <w:sz w:val="20"/>
-          <w:szCs w:val="20"/>
-        </w:rPr>
-        <w:t xml:space="preserve"> CI/Jenkins</w:t>
+        <w:t>GitHub Actions/GitLab CI/Jenkins</w:t>
       </w:r>
       <w:r>
         <w:rPr>
@@ -7624,7 +7049,7 @@
 </file>
 
 <file path=customXml/itemProps1.xml><?xml version="1.0" encoding="utf-8"?>
-<ds:datastoreItem xmlns:ds="http://schemas.openxmlformats.org/officeDocument/2006/customXml" ds:itemID="{EA12AB31-A09C-44D0-9E81-0CF1A26F88EB}">
+<ds:datastoreItem xmlns:ds="http://schemas.openxmlformats.org/officeDocument/2006/customXml" ds:itemID="{5DB01F99-8B39-45B6-AF8D-2E6482774DED}">
   <ds:schemaRefs>
     <ds:schemaRef ds:uri="http://schemas.openxmlformats.org/officeDocument/2006/bibliography"/>
   </ds:schemaRefs>
